--- a/write_up/drafts/3_materials_and_methods/methods_DRAFT_1.docx
+++ b/write_up/drafts/3_materials_and_methods/methods_DRAFT_1.docx
@@ -29,6 +29,80 @@
       </w:r>
     </w:p>
     <w:p>
+      <w:r>
+        <w:t xml:space="preserve">[figure – clearly explaining different cell types and allergen </w:t>
+      </w:r>
+      <w:proofErr w:type="gramStart"/>
+      <w:r>
+        <w:t xml:space="preserve">exposures] </w:t>
+      </w:r>
+      <w:r>
+        <w:t xml:space="preserve"> -</w:t>
+      </w:r>
+      <w:proofErr w:type="gramEnd"/>
+      <w:r>
+        <w:t xml:space="preserve"> keep it simple</w:t>
+      </w:r>
+    </w:p>
+    <w:p>
+      <w:r>
+        <w:drawing>
+          <wp:inline distT="0" distB="0" distL="0" distR="0" wp14:anchorId="6D9BEB17" wp14:editId="1196B0D1">
+            <wp:extent cx="2648857" cy="1539940"/>
+            <wp:effectExtent l="0" t="0" r="5715" b="0"/>
+            <wp:docPr id="671558796" name="Picture 1"/>
+            <wp:cNvGraphicFramePr>
+              <a:graphicFrameLocks xmlns:a="http://schemas.openxmlformats.org/drawingml/2006/main" noChangeAspect="1"/>
+            </wp:cNvGraphicFramePr>
+            <a:graphic xmlns:a="http://schemas.openxmlformats.org/drawingml/2006/main">
+              <a:graphicData uri="http://schemas.openxmlformats.org/drawingml/2006/picture">
+                <pic:pic xmlns:pic="http://schemas.openxmlformats.org/drawingml/2006/picture">
+                  <pic:nvPicPr>
+                    <pic:cNvPr id="671558796" name=""/>
+                    <pic:cNvPicPr/>
+                  </pic:nvPicPr>
+                  <pic:blipFill rotWithShape="1">
+                    <a:blip r:embed="rId5"/>
+                    <a:srcRect l="14435" t="3332" r="16305" b="21000"/>
+                    <a:stretch>
+                      <a:fillRect/>
+                    </a:stretch>
+                  </pic:blipFill>
+                  <pic:spPr bwMode="auto">
+                    <a:xfrm>
+                      <a:off x="0" y="0"/>
+                      <a:ext cx="2654140" cy="1543011"/>
+                    </a:xfrm>
+                    <a:prstGeom prst="rect">
+                      <a:avLst/>
+                    </a:prstGeom>
+                    <a:ln>
+                      <a:noFill/>
+                    </a:ln>
+                    <a:extLst>
+                      <a:ext uri="{53640926-AAD7-44D8-BBD7-CCE9431645EC}">
+                        <a14:shadowObscured xmlns:a14="http://schemas.microsoft.com/office/drawing/2010/main"/>
+                      </a:ext>
+                    </a:extLst>
+                  </pic:spPr>
+                </pic:pic>
+              </a:graphicData>
+            </a:graphic>
+          </wp:inline>
+        </w:drawing>
+      </w:r>
+      <w:r>
+        <w:sym w:font="Wingdings" w:char="F0E0"/>
+      </w:r>
+      <w:r>
+        <w:t xml:space="preserve"> example of how to handle the validation stage</w:t>
+      </w:r>
+      <w:r>
+        <w:t xml:space="preserve"> in the diagram</w:t>
+      </w:r>
+    </w:p>
+    <w:p/>
+    <w:p>
       <w:pPr>
         <w:pStyle w:val="ListParagraph"/>
         <w:numPr>
@@ -124,16 +198,7 @@
       </w:r>
       <w:proofErr w:type="gramEnd"/>
       <w:r>
-        <w:t xml:space="preserve"> retained. </w:t>
-      </w:r>
-      <w:r>
-        <w:t xml:space="preserve">Read quality was </w:t>
-      </w:r>
-      <w:r>
-        <w:t xml:space="preserve">determined </w:t>
-      </w:r>
-      <w:r>
-        <w:t xml:space="preserve">using </w:t>
+        <w:t xml:space="preserve"> retained. Read quality was determined using </w:t>
       </w:r>
       <w:proofErr w:type="spellStart"/>
       <w:r>
@@ -141,10 +206,7 @@
       </w:r>
       <w:proofErr w:type="spellEnd"/>
       <w:r>
-        <w:t xml:space="preserve"> </w:t>
-      </w:r>
-      <w:r>
-        <w:t xml:space="preserve">[version], </w:t>
+        <w:t xml:space="preserve"> [version], </w:t>
       </w:r>
       <w:proofErr w:type="spellStart"/>
       <w:r>
@@ -160,13 +222,7 @@
       </w:r>
       <w:proofErr w:type="spellEnd"/>
       <w:r>
-        <w:t xml:space="preserve"> </w:t>
-      </w:r>
-      <w:r>
-        <w:t>[version]</w:t>
-      </w:r>
-      <w:r>
-        <w:t>.</w:t>
+        <w:t xml:space="preserve"> [version].</w:t>
       </w:r>
     </w:p>
     <w:p/>
@@ -244,9 +300,110 @@
         </w:numPr>
       </w:pPr>
       <w:r>
-        <w:t>DE analysis</w:t>
-      </w:r>
+        <w:t xml:space="preserve">Differential Expression </w:t>
+      </w:r>
+      <w:proofErr w:type="spellStart"/>
+      <w:r>
+        <w:t>Analsysis</w:t>
+      </w:r>
+      <w:proofErr w:type="spellEnd"/>
     </w:p>
+    <w:p>
+      <w:r>
+        <w:lastRenderedPageBreak/>
+        <w:t xml:space="preserve">DE </w:t>
+      </w:r>
+      <w:r>
+        <w:t xml:space="preserve">analysis was performed </w:t>
+      </w:r>
+      <w:r>
+        <w:t xml:space="preserve">using </w:t>
+      </w:r>
+      <w:proofErr w:type="spellStart"/>
+      <w:r>
+        <w:t>edgeR</w:t>
+      </w:r>
+      <w:proofErr w:type="spellEnd"/>
+      <w:r>
+        <w:t xml:space="preserve"> [version] [in R studio?]</w:t>
+      </w:r>
+      <w:r>
+        <w:t>. Lowly expressed miRNAs were excluded using the default filtering provided by the package.</w:t>
+      </w:r>
+      <w:r>
+        <w:t xml:space="preserve"> Normalisation was performed using the </w:t>
+      </w:r>
+      <w:r>
+        <w:t>trimmed mean of M-values</w:t>
+      </w:r>
+      <w:r>
+        <w:t xml:space="preserve"> normalisation</w:t>
+      </w:r>
+      <w:r>
+        <w:t xml:space="preserve"> </w:t>
+      </w:r>
+      <w:r>
+        <w:t>and</w:t>
+      </w:r>
+      <w:r>
+        <w:t xml:space="preserve"> </w:t>
+      </w:r>
+      <w:r>
+        <w:t>d</w:t>
+      </w:r>
+      <w:r>
+        <w:t xml:space="preserve">ispersion estimated using the negative binomial dispersion by weighted likelihood empirical Bayes. DE miRNAs were obtained </w:t>
+      </w:r>
+      <w:r>
+        <w:t xml:space="preserve">from pairwise contrasts (control versus treated) </w:t>
+      </w:r>
+      <w:r>
+        <w:t xml:space="preserve">using the quasi-likelihood F-test. </w:t>
+      </w:r>
+      <w:r>
+        <w:t xml:space="preserve">False discovery rate (FDR) </w:t>
+      </w:r>
+      <w:r>
+        <w:t xml:space="preserve">was controlled using </w:t>
+      </w:r>
+      <w:r>
+        <w:t xml:space="preserve">Benjamini-Hochberg </w:t>
+      </w:r>
+      <w:r>
+        <w:t xml:space="preserve">(BH) multiple testing correction </w:t>
+      </w:r>
+      <w:r>
+        <w:t>method</w:t>
+      </w:r>
+      <w:r>
+        <w:t>.</w:t>
+      </w:r>
+      <w:r>
+        <w:t xml:space="preserve"> </w:t>
+      </w:r>
+      <w:r>
+        <w:t xml:space="preserve">DE miRNAs were classified as significant based on </w:t>
+      </w:r>
+      <w:r>
+        <w:t xml:space="preserve">a cutoff of FDR </w:t>
+      </w:r>
+      <w:r>
+        <w:t>&lt; 0.05</w:t>
+      </w:r>
+      <w:r>
+        <w:t xml:space="preserve"> and </w:t>
+      </w:r>
+      <w:r>
+        <w:t xml:space="preserve">log </w:t>
+      </w:r>
+      <w:r>
+        <w:t>1-fold-change</w:t>
+      </w:r>
+      <w:r>
+        <w:t>, or FDR &lt; 0.2 if no DE miRNAs were initially detected.</w:t>
+      </w:r>
+    </w:p>
+    <w:p/>
     <w:p>
       <w:pPr>
         <w:pStyle w:val="ListParagraph"/>
@@ -256,7 +413,116 @@
         </w:numPr>
       </w:pPr>
       <w:r>
-        <w:t>FE analysis</w:t>
+        <w:t>Pathway Enrichment</w:t>
+      </w:r>
+      <w:r>
+        <w:t xml:space="preserve"> </w:t>
+      </w:r>
+      <w:r>
+        <w:t>A</w:t>
+      </w:r>
+      <w:r>
+        <w:t>nalysis</w:t>
+      </w:r>
+    </w:p>
+    <w:p>
+      <w:r>
+        <w:t xml:space="preserve">Multiple methodologies exist for </w:t>
+      </w:r>
+      <w:r>
+        <w:t xml:space="preserve">automated </w:t>
+      </w:r>
+      <w:r>
+        <w:t>pathway enrichment analysis</w:t>
+      </w:r>
+      <w:r>
+        <w:t xml:space="preserve"> (Table [])</w:t>
+      </w:r>
+      <w:r>
+        <w:t xml:space="preserve">. Here, we tested three </w:t>
+      </w:r>
+      <w:r>
+        <w:t>common</w:t>
+      </w:r>
+      <w:r>
+        <w:t xml:space="preserve"> methods</w:t>
+      </w:r>
+      <w:r>
+        <w:t xml:space="preserve"> </w:t>
+      </w:r>
+      <w:r>
+        <w:t>(indirect, direct and [Qiagen IPA])</w:t>
+      </w:r>
+      <w:r>
+        <w:t>,</w:t>
+      </w:r>
+      <w:r>
+        <w:t xml:space="preserve"> </w:t>
+      </w:r>
+      <w:r>
+        <w:t xml:space="preserve">identified through a search of miRNA functional enrichment workflows in the literature, using the protease exposure dataset. </w:t>
+      </w:r>
+      <w:r>
+        <w:t xml:space="preserve">The most appropriate method was intended to be selected for pathway analysis of </w:t>
+      </w:r>
+      <w:r>
+        <w:t>the novel HDM and dog exposure datasets.</w:t>
+      </w:r>
+      <w:r>
+        <w:t xml:space="preserve"> However, too few DE </w:t>
+      </w:r>
+      <w:r>
+        <w:t xml:space="preserve">in that dataset </w:t>
+      </w:r>
+      <w:r>
+        <w:t xml:space="preserve">prohibited the use of automated pathway analysis methods. Therefore, </w:t>
+      </w:r>
+      <w:r>
+        <w:t xml:space="preserve">pathway associations were identified through </w:t>
+      </w:r>
+      <w:r>
+        <w:t xml:space="preserve">literature associated with DE miRNAs </w:t>
+      </w:r>
+      <w:r>
+        <w:t xml:space="preserve">on </w:t>
+      </w:r>
+      <w:proofErr w:type="spellStart"/>
+      <w:r>
+        <w:t>miRBase</w:t>
+      </w:r>
+      <w:proofErr w:type="spellEnd"/>
+      <w:r>
+        <w:t xml:space="preserve"> [version] and through a manual search </w:t>
+      </w:r>
+      <w:r>
+        <w:t xml:space="preserve">on [PubMed?] </w:t>
+      </w:r>
+      <w:r>
+        <w:t xml:space="preserve">using the miRNA symbol and the following terms: ‘epithelial’, ‘inflammation’, ‘airway’. </w:t>
+      </w:r>
+    </w:p>
+    <w:p>
+      <w:r>
+        <w:t>[table comparing different methods</w:t>
+      </w:r>
+      <w:r>
+        <w:t xml:space="preserve"> – saved as ‘</w:t>
+      </w:r>
+      <w:proofErr w:type="spellStart"/>
+      <w:r>
+        <w:t>FE_techniques</w:t>
+      </w:r>
+      <w:proofErr w:type="spellEnd"/>
+      <w:r>
+        <w:t>’</w:t>
+      </w:r>
+      <w:r>
+        <w:t>]</w:t>
+      </w:r>
+    </w:p>
+    <w:p>
+      <w:r>
+        <w:t>[gene-level, miRNA-level, Qiagen IPA]</w:t>
       </w:r>
     </w:p>
     <w:p>
@@ -272,6 +538,77 @@
       </w:r>
     </w:p>
     <w:p>
+      <w:r>
+        <w:t>Experimentally validated t</w:t>
+      </w:r>
+      <w:r>
+        <w:t xml:space="preserve">arget mRNAs </w:t>
+      </w:r>
+      <w:r>
+        <w:t xml:space="preserve">of significantly DE miRNAs were identified from </w:t>
+      </w:r>
+      <w:proofErr w:type="spellStart"/>
+      <w:r>
+        <w:t>miRTarBase</w:t>
+      </w:r>
+      <w:proofErr w:type="spellEnd"/>
+      <w:r>
+        <w:t xml:space="preserve"> [version] using </w:t>
+      </w:r>
+      <w:proofErr w:type="spellStart"/>
+      <w:r>
+        <w:t>multiMiR</w:t>
+      </w:r>
+      <w:proofErr w:type="spellEnd"/>
+      <w:r>
+        <w:t xml:space="preserve"> [version] in R</w:t>
+      </w:r>
+      <w:r>
+        <w:t xml:space="preserve">. Pathway enrichment analysis was performed </w:t>
+      </w:r>
+      <w:r>
+        <w:t xml:space="preserve">on the target genes </w:t>
+      </w:r>
+      <w:r>
+        <w:t xml:space="preserve">using </w:t>
+      </w:r>
+      <w:proofErr w:type="spellStart"/>
+      <w:r>
+        <w:t>ReactomePA</w:t>
+      </w:r>
+      <w:proofErr w:type="spellEnd"/>
+      <w:r>
+        <w:t xml:space="preserve"> [version] (R package) with the default </w:t>
+      </w:r>
+      <w:r>
+        <w:t>background universe.</w:t>
+      </w:r>
+      <w:r>
+        <w:t xml:space="preserve"> The BH correction was applied to control the FDR. Only pathways containing between 10-500 genes were considered; pathways with an adjusted </w:t>
+      </w:r>
+      <w:r>
+        <w:rPr>
+          <w:i/>
+          <w:iCs/>
+        </w:rPr>
+        <w:t>P</w:t>
+      </w:r>
+      <w:r>
+        <w:t xml:space="preserve"> value &lt; 0.05 and </w:t>
+      </w:r>
+      <w:r>
+        <w:rPr>
+          <w:i/>
+          <w:iCs/>
+        </w:rPr>
+        <w:t>q</w:t>
+      </w:r>
+      <w:r>
+        <w:t xml:space="preserve"> value &lt; 0.02 were considered significantly enriched.</w:t>
+      </w:r>
+    </w:p>
+    <w:p/>
+    <w:p>
       <w:pPr>
         <w:pStyle w:val="ListParagraph"/>
         <w:numPr>
@@ -284,6 +621,92 @@
       </w:r>
     </w:p>
     <w:p>
+      <w:r>
+        <w:t xml:space="preserve">Lists of DE miRNAs were generated in R then provided to </w:t>
+      </w:r>
+      <w:proofErr w:type="spellStart"/>
+      <w:r>
+        <w:t>miEAA</w:t>
+      </w:r>
+      <w:proofErr w:type="spellEnd"/>
+      <w:r>
+        <w:t xml:space="preserve"> [version</w:t>
+      </w:r>
+      <w:r>
+        <w:t>]</w:t>
+      </w:r>
+      <w:r>
+        <w:t xml:space="preserve"> to identify enrichment within the </w:t>
+      </w:r>
+      <w:proofErr w:type="spellStart"/>
+      <w:r>
+        <w:t>Reactome</w:t>
+      </w:r>
+      <w:proofErr w:type="spellEnd"/>
+      <w:r>
+        <w:t xml:space="preserve"> database (</w:t>
+      </w:r>
+      <w:proofErr w:type="spellStart"/>
+      <w:r>
+        <w:t>miRPathDB</w:t>
+      </w:r>
+      <w:proofErr w:type="spellEnd"/>
+      <w:r>
+        <w:t xml:space="preserve">). </w:t>
+      </w:r>
+      <w:r>
+        <w:t xml:space="preserve">Adjusted p-values were </w:t>
+      </w:r>
+      <w:r>
+        <w:t xml:space="preserve">calculated </w:t>
+      </w:r>
+      <w:r>
+        <w:t>using BH correction for FDR</w:t>
+      </w:r>
+      <w:r>
+        <w:t xml:space="preserve">, with a significance cutoff of </w:t>
+      </w:r>
+      <w:r>
+        <w:t>P-adjusted</w:t>
+      </w:r>
+      <w:r>
+        <w:t xml:space="preserve"> &lt; 0.05.</w:t>
+      </w:r>
+    </w:p>
+    <w:p>
+      <w:r>
+        <w:t>For o</w:t>
+      </w:r>
+      <w:r>
+        <w:t>ver-representation analysis (ORA)</w:t>
+      </w:r>
+      <w:r>
+        <w:t xml:space="preserve">, the miRNA test set contained either significant up- or down-regulated DE miRNAs with all miRNAs detected in the experiment as the </w:t>
+      </w:r>
+      <w:r>
+        <w:lastRenderedPageBreak/>
+        <w:t>background universe.</w:t>
+      </w:r>
+      <w:r>
+        <w:t xml:space="preserve"> For </w:t>
+      </w:r>
+      <w:r>
+        <w:t>miRNA enrichment analysis ((G)SEA)</w:t>
+      </w:r>
+      <w:r>
+        <w:t>, all miRNAs detected in the experiment were ranked according to log-fold-change (</w:t>
+      </w:r>
+      <w:proofErr w:type="spellStart"/>
+      <w:r>
+        <w:t>logFC</w:t>
+      </w:r>
+      <w:proofErr w:type="spellEnd"/>
+      <w:r>
+        <w:t>).</w:t>
+      </w:r>
+    </w:p>
+    <w:p/>
+    <w:p>
       <w:pPr>
         <w:pStyle w:val="ListParagraph"/>
         <w:numPr>
@@ -295,6 +718,8 @@
         <w:t>Qiagen</w:t>
       </w:r>
     </w:p>
+    <w:p/>
+    <w:p/>
     <w:p>
       <w:pPr>
         <w:pStyle w:val="ListParagraph"/>
@@ -308,6 +733,31 @@
       </w:r>
     </w:p>
     <w:p>
+      <w:r>
+        <w:t xml:space="preserve">DE analysis was previously performed for all allergen exposures by </w:t>
+      </w:r>
+      <w:proofErr w:type="spellStart"/>
+      <w:r>
+        <w:t>TamiRNA</w:t>
+      </w:r>
+      <w:proofErr w:type="spellEnd"/>
+      <w:r>
+        <w:t xml:space="preserve"> [link]</w:t>
+      </w:r>
+      <w:r>
+        <w:t xml:space="preserve"> using the </w:t>
+      </w:r>
+      <w:proofErr w:type="spellStart"/>
+      <w:r>
+        <w:t>miND</w:t>
+      </w:r>
+      <w:proofErr w:type="spellEnd"/>
+      <w:r>
+        <w:t>® pipeline [reference], and pathway analysis performed by [Prof. Vicky] for protease exposure, as described in [GH reference]. Pathway analysis of HDM and dog exposure was novel. These methods describe an independent analysis pipeline executed prior to results from any previous work being disclosed.</w:t>
+      </w:r>
+    </w:p>
+    <w:p/>
+    <w:p>
       <w:pPr>
         <w:pStyle w:val="ListParagraph"/>
         <w:numPr>
@@ -316,20 +766,33 @@
         </w:numPr>
       </w:pPr>
       <w:r>
-        <w:t>Code availability</w:t>
+        <w:t>Statistic</w:t>
+      </w:r>
+      <w:r>
+        <w:t>s?</w:t>
       </w:r>
     </w:p>
     <w:p>
-      <w:r>
-        <w:t>All code used in this study is available at [</w:t>
-      </w:r>
-      <w:proofErr w:type="spellStart"/>
-      <w:r>
-        <w:t>github</w:t>
-      </w:r>
-      <w:proofErr w:type="spellEnd"/>
-      <w:r>
-        <w:t>]. Bash scripts (.</w:t>
+      <w:pPr>
+        <w:pStyle w:val="ListParagraph"/>
+        <w:numPr>
+          <w:ilvl w:val="0"/>
+          <w:numId w:val="7"/>
+        </w:numPr>
+      </w:pPr>
+      <w:r>
+        <w:t>Code availability</w:t>
+      </w:r>
+    </w:p>
+    <w:p>
+      <w:r>
+        <w:t xml:space="preserve">All code used in this study is available at </w:t>
+      </w:r>
+      <w:r>
+        <w:t>https://github.com/CJ770411/L4137_HBEC_EV_Transcriptomics</w:t>
+      </w:r>
+      <w:r>
+        <w:t>. Bash scripts (.</w:t>
       </w:r>
       <w:proofErr w:type="spellStart"/>
       <w:r>
@@ -948,6 +1411,95 @@
     </w:lvl>
   </w:abstractNum>
   <w:abstractNum w:abstractNumId="6" w15:restartNumberingAfterBreak="0">
+    <w:nsid w:val="7AEC6FE5"/>
+    <w:multiLevelType w:val="hybridMultilevel"/>
+    <w:tmpl w:val="463A8764"/>
+    <w:lvl w:ilvl="0" w:tplc="08090019">
+      <w:start w:val="9"/>
+      <w:numFmt w:val="lowerLetter"/>
+      <w:lvlText w:val="%1."/>
+      <w:lvlJc w:val="left"/>
+      <w:pPr>
+        <w:ind w:left="720" w:hanging="360"/>
+      </w:pPr>
+      <w:rPr>
+        <w:rFonts w:hint="default"/>
+      </w:rPr>
+    </w:lvl>
+    <w:lvl w:ilvl="1" w:tplc="08090019" w:tentative="1">
+      <w:start w:val="1"/>
+      <w:numFmt w:val="lowerLetter"/>
+      <w:lvlText w:val="%2."/>
+      <w:lvlJc w:val="left"/>
+      <w:pPr>
+        <w:ind w:left="1440" w:hanging="360"/>
+      </w:pPr>
+    </w:lvl>
+    <w:lvl w:ilvl="2" w:tplc="0809001B" w:tentative="1">
+      <w:start w:val="1"/>
+      <w:numFmt w:val="lowerRoman"/>
+      <w:lvlText w:val="%3."/>
+      <w:lvlJc w:val="right"/>
+      <w:pPr>
+        <w:ind w:left="2160" w:hanging="180"/>
+      </w:pPr>
+    </w:lvl>
+    <w:lvl w:ilvl="3" w:tplc="0809000F" w:tentative="1">
+      <w:start w:val="1"/>
+      <w:numFmt w:val="decimal"/>
+      <w:lvlText w:val="%4."/>
+      <w:lvlJc w:val="left"/>
+      <w:pPr>
+        <w:ind w:left="2880" w:hanging="360"/>
+      </w:pPr>
+    </w:lvl>
+    <w:lvl w:ilvl="4" w:tplc="08090019" w:tentative="1">
+      <w:start w:val="1"/>
+      <w:numFmt w:val="lowerLetter"/>
+      <w:lvlText w:val="%5."/>
+      <w:lvlJc w:val="left"/>
+      <w:pPr>
+        <w:ind w:left="3600" w:hanging="360"/>
+      </w:pPr>
+    </w:lvl>
+    <w:lvl w:ilvl="5" w:tplc="0809001B" w:tentative="1">
+      <w:start w:val="1"/>
+      <w:numFmt w:val="lowerRoman"/>
+      <w:lvlText w:val="%6."/>
+      <w:lvlJc w:val="right"/>
+      <w:pPr>
+        <w:ind w:left="4320" w:hanging="180"/>
+      </w:pPr>
+    </w:lvl>
+    <w:lvl w:ilvl="6" w:tplc="0809000F" w:tentative="1">
+      <w:start w:val="1"/>
+      <w:numFmt w:val="decimal"/>
+      <w:lvlText w:val="%7."/>
+      <w:lvlJc w:val="left"/>
+      <w:pPr>
+        <w:ind w:left="5040" w:hanging="360"/>
+      </w:pPr>
+    </w:lvl>
+    <w:lvl w:ilvl="7" w:tplc="08090019" w:tentative="1">
+      <w:start w:val="1"/>
+      <w:numFmt w:val="lowerLetter"/>
+      <w:lvlText w:val="%8."/>
+      <w:lvlJc w:val="left"/>
+      <w:pPr>
+        <w:ind w:left="5760" w:hanging="360"/>
+      </w:pPr>
+    </w:lvl>
+    <w:lvl w:ilvl="8" w:tplc="0809001B" w:tentative="1">
+      <w:start w:val="1"/>
+      <w:numFmt w:val="lowerRoman"/>
+      <w:lvlText w:val="%9."/>
+      <w:lvlJc w:val="right"/>
+      <w:pPr>
+        <w:ind w:left="6480" w:hanging="180"/>
+      </w:pPr>
+    </w:lvl>
+  </w:abstractNum>
+  <w:abstractNum w:abstractNumId="7" w15:restartNumberingAfterBreak="0">
     <w:nsid w:val="7D5203AC"/>
     <w:multiLevelType w:val="hybridMultilevel"/>
     <w:tmpl w:val="10DAC126"/>
@@ -1046,13 +1598,16 @@
     <w:abstractNumId w:val="1"/>
   </w:num>
   <w:num w:numId="5" w16cid:durableId="778842978">
-    <w:abstractNumId w:val="6"/>
+    <w:abstractNumId w:val="7"/>
   </w:num>
   <w:num w:numId="6" w16cid:durableId="386995064">
     <w:abstractNumId w:val="2"/>
   </w:num>
   <w:num w:numId="7" w16cid:durableId="2125885894">
     <w:abstractNumId w:val="0"/>
+  </w:num>
+  <w:num w:numId="8" w16cid:durableId="1378430212">
+    <w:abstractNumId w:val="6"/>
   </w:num>
 </w:numbering>
 </file>

--- a/write_up/drafts/3_materials_and_methods/methods_DRAFT_1.docx
+++ b/write_up/drafts/3_materials_and_methods/methods_DRAFT_1.docx
@@ -46,6 +46,9 @@
     </w:p>
     <w:p>
       <w:r>
+        <w:rPr>
+          <w:noProof/>
+        </w:rPr>
         <w:drawing>
           <wp:inline distT="0" distB="0" distL="0" distR="0" wp14:anchorId="6D9BEB17" wp14:editId="1196B0D1">
             <wp:extent cx="2648857" cy="1539940"/>
@@ -101,7 +104,19 @@
         <w:t xml:space="preserve"> in the diagram</w:t>
       </w:r>
     </w:p>
-    <w:p/>
+    <w:p>
+      <w:r>
+        <w:t>[do I need to state test conditions e.g. different doses of protease then the 02_ conditions?]</w:t>
+      </w:r>
+      <w:r>
+        <w:t xml:space="preserve"> – replicate conditions</w:t>
+      </w:r>
+    </w:p>
+    <w:p>
+      <w:r>
+        <w:t>[supplementary table of sequencing ID to condition?]</w:t>
+      </w:r>
+    </w:p>
     <w:p>
       <w:pPr>
         <w:pStyle w:val="ListParagraph"/>
@@ -310,7 +325,6 @@
     </w:p>
     <w:p>
       <w:r>
-        <w:lastRenderedPageBreak/>
         <w:t xml:space="preserve">DE </w:t>
       </w:r>
       <w:r>
@@ -448,28 +462,16 @@
         <w:t xml:space="preserve"> methods</w:t>
       </w:r>
       <w:r>
+        <w:t xml:space="preserve"> (indirect, direct and [Qiagen IPA]),</w:t>
+      </w:r>
+      <w:r>
         <w:t xml:space="preserve"> </w:t>
       </w:r>
       <w:r>
-        <w:t>(indirect, direct and [Qiagen IPA])</w:t>
-      </w:r>
-      <w:r>
-        <w:t>,</w:t>
-      </w:r>
-      <w:r>
-        <w:t xml:space="preserve"> </w:t>
-      </w:r>
-      <w:r>
         <w:t xml:space="preserve">identified through a search of miRNA functional enrichment workflows in the literature, using the protease exposure dataset. </w:t>
       </w:r>
       <w:r>
-        <w:t xml:space="preserve">The most appropriate method was intended to be selected for pathway analysis of </w:t>
-      </w:r>
-      <w:r>
-        <w:t>the novel HDM and dog exposure datasets.</w:t>
-      </w:r>
-      <w:r>
-        <w:t xml:space="preserve"> However, too few DE </w:t>
+        <w:t xml:space="preserve">The most appropriate method was intended to be selected for pathway analysis of the novel HDM and dog exposure datasets. However, too few DE </w:t>
       </w:r>
       <w:r>
         <w:t xml:space="preserve">in that dataset </w:t>
@@ -495,10 +497,7 @@
         <w:t xml:space="preserve"> [version] and through a manual search </w:t>
       </w:r>
       <w:r>
-        <w:t xml:space="preserve">on [PubMed?] </w:t>
-      </w:r>
-      <w:r>
-        <w:t xml:space="preserve">using the miRNA symbol and the following terms: ‘epithelial’, ‘inflammation’, ‘airway’. </w:t>
+        <w:t xml:space="preserve">on [PubMed?] using the miRNA symbol and the following terms: ‘epithelial’, ‘inflammation’, ‘airway’. </w:t>
       </w:r>
     </w:p>
     <w:p>
@@ -622,6 +621,7 @@
     </w:p>
     <w:p>
       <w:r>
+        <w:lastRenderedPageBreak/>
         <w:t xml:space="preserve">Lists of DE miRNAs were generated in R then provided to </w:t>
       </w:r>
       <w:proofErr w:type="spellStart"/>
@@ -681,11 +681,7 @@
         <w:t>ver-representation analysis (ORA)</w:t>
       </w:r>
       <w:r>
-        <w:t xml:space="preserve">, the miRNA test set contained either significant up- or down-regulated DE miRNAs with all miRNAs detected in the experiment as the </w:t>
-      </w:r>
-      <w:r>
-        <w:lastRenderedPageBreak/>
-        <w:t>background universe.</w:t>
+        <w:t>, the miRNA test set contained either significant up- or down-regulated DE miRNAs with all miRNAs detected in the experiment as the background universe.</w:t>
       </w:r>
       <w:r>
         <w:t xml:space="preserve"> For </w:t>
@@ -800,7 +796,13 @@
       </w:r>
       <w:proofErr w:type="spellEnd"/>
       <w:r>
-        <w:t>) were generated from a manually produced template script, designed to standardise structure, and log and error handling.</w:t>
+        <w:t xml:space="preserve">) were generated from a </w:t>
+      </w:r>
+      <w:r>
+        <w:t>custom-made</w:t>
+      </w:r>
+      <w:r>
+        <w:t xml:space="preserve"> template script, designed to standardise structure, and log and error handling.</w:t>
       </w:r>
     </w:p>
     <w:p/>

--- a/write_up/drafts/3_materials_and_methods/methods_DRAFT_1.docx
+++ b/write_up/drafts/3_materials_and_methods/methods_DRAFT_1.docx
@@ -369,7 +369,13 @@
         <w:t xml:space="preserve">ispersion estimated using the negative binomial dispersion by weighted likelihood empirical Bayes. DE miRNAs were obtained </w:t>
       </w:r>
       <w:r>
-        <w:t xml:space="preserve">from pairwise contrasts (control versus treated) </w:t>
+        <w:t>from pairwise contrasts (</w:t>
+      </w:r>
+      <w:r>
+        <w:t>untreated</w:t>
+      </w:r>
+      <w:r>
+        <w:t xml:space="preserve"> versus treated) </w:t>
       </w:r>
       <w:r>
         <w:t xml:space="preserve">using the quasi-likelihood F-test. </w:t>
@@ -806,7 +812,11 @@
       </w:r>
     </w:p>
     <w:p/>
-    <w:p/>
+    <w:p>
+      <w:r>
+        <w:t>[visualisation performed in R studio [version] [using packages?]]</w:t>
+      </w:r>
+    </w:p>
     <w:p/>
     <w:p>
       <w:pPr>
@@ -1300,6 +1310,119 @@
     </w:lvl>
   </w:abstractNum>
   <w:abstractNum w:abstractNumId="5" w15:restartNumberingAfterBreak="0">
+    <w:nsid w:val="6D895D6B"/>
+    <w:multiLevelType w:val="hybridMultilevel"/>
+    <w:tmpl w:val="47AE2FAC"/>
+    <w:lvl w:ilvl="0" w:tplc="08090001">
+      <w:start w:val="1"/>
+      <w:numFmt w:val="bullet"/>
+      <w:lvlText w:val=""/>
+      <w:lvlJc w:val="left"/>
+      <w:pPr>
+        <w:ind w:left="720" w:hanging="360"/>
+      </w:pPr>
+      <w:rPr>
+        <w:rFonts w:ascii="Symbol" w:hAnsi="Symbol" w:hint="default"/>
+      </w:rPr>
+    </w:lvl>
+    <w:lvl w:ilvl="1" w:tplc="08090003" w:tentative="1">
+      <w:start w:val="1"/>
+      <w:numFmt w:val="bullet"/>
+      <w:lvlText w:val="o"/>
+      <w:lvlJc w:val="left"/>
+      <w:pPr>
+        <w:ind w:left="1440" w:hanging="360"/>
+      </w:pPr>
+      <w:rPr>
+        <w:rFonts w:ascii="Courier New" w:hAnsi="Courier New" w:cs="Courier New" w:hint="default"/>
+      </w:rPr>
+    </w:lvl>
+    <w:lvl w:ilvl="2" w:tplc="08090005" w:tentative="1">
+      <w:start w:val="1"/>
+      <w:numFmt w:val="bullet"/>
+      <w:lvlText w:val=""/>
+      <w:lvlJc w:val="left"/>
+      <w:pPr>
+        <w:ind w:left="2160" w:hanging="360"/>
+      </w:pPr>
+      <w:rPr>
+        <w:rFonts w:ascii="Wingdings" w:hAnsi="Wingdings" w:hint="default"/>
+      </w:rPr>
+    </w:lvl>
+    <w:lvl w:ilvl="3" w:tplc="08090001" w:tentative="1">
+      <w:start w:val="1"/>
+      <w:numFmt w:val="bullet"/>
+      <w:lvlText w:val=""/>
+      <w:lvlJc w:val="left"/>
+      <w:pPr>
+        <w:ind w:left="2880" w:hanging="360"/>
+      </w:pPr>
+      <w:rPr>
+        <w:rFonts w:ascii="Symbol" w:hAnsi="Symbol" w:hint="default"/>
+      </w:rPr>
+    </w:lvl>
+    <w:lvl w:ilvl="4" w:tplc="08090003" w:tentative="1">
+      <w:start w:val="1"/>
+      <w:numFmt w:val="bullet"/>
+      <w:lvlText w:val="o"/>
+      <w:lvlJc w:val="left"/>
+      <w:pPr>
+        <w:ind w:left="3600" w:hanging="360"/>
+      </w:pPr>
+      <w:rPr>
+        <w:rFonts w:ascii="Courier New" w:hAnsi="Courier New" w:cs="Courier New" w:hint="default"/>
+      </w:rPr>
+    </w:lvl>
+    <w:lvl w:ilvl="5" w:tplc="08090005" w:tentative="1">
+      <w:start w:val="1"/>
+      <w:numFmt w:val="bullet"/>
+      <w:lvlText w:val=""/>
+      <w:lvlJc w:val="left"/>
+      <w:pPr>
+        <w:ind w:left="4320" w:hanging="360"/>
+      </w:pPr>
+      <w:rPr>
+        <w:rFonts w:ascii="Wingdings" w:hAnsi="Wingdings" w:hint="default"/>
+      </w:rPr>
+    </w:lvl>
+    <w:lvl w:ilvl="6" w:tplc="08090001" w:tentative="1">
+      <w:start w:val="1"/>
+      <w:numFmt w:val="bullet"/>
+      <w:lvlText w:val=""/>
+      <w:lvlJc w:val="left"/>
+      <w:pPr>
+        <w:ind w:left="5040" w:hanging="360"/>
+      </w:pPr>
+      <w:rPr>
+        <w:rFonts w:ascii="Symbol" w:hAnsi="Symbol" w:hint="default"/>
+      </w:rPr>
+    </w:lvl>
+    <w:lvl w:ilvl="7" w:tplc="08090003" w:tentative="1">
+      <w:start w:val="1"/>
+      <w:numFmt w:val="bullet"/>
+      <w:lvlText w:val="o"/>
+      <w:lvlJc w:val="left"/>
+      <w:pPr>
+        <w:ind w:left="5760" w:hanging="360"/>
+      </w:pPr>
+      <w:rPr>
+        <w:rFonts w:ascii="Courier New" w:hAnsi="Courier New" w:cs="Courier New" w:hint="default"/>
+      </w:rPr>
+    </w:lvl>
+    <w:lvl w:ilvl="8" w:tplc="08090005" w:tentative="1">
+      <w:start w:val="1"/>
+      <w:numFmt w:val="bullet"/>
+      <w:lvlText w:val=""/>
+      <w:lvlJc w:val="left"/>
+      <w:pPr>
+        <w:ind w:left="6480" w:hanging="360"/>
+      </w:pPr>
+      <w:rPr>
+        <w:rFonts w:ascii="Wingdings" w:hAnsi="Wingdings" w:hint="default"/>
+      </w:rPr>
+    </w:lvl>
+  </w:abstractNum>
+  <w:abstractNum w:abstractNumId="6" w15:restartNumberingAfterBreak="0">
     <w:nsid w:val="746A5C0A"/>
     <w:multiLevelType w:val="hybridMultilevel"/>
     <w:tmpl w:val="50DEA51A"/>
@@ -1412,7 +1535,7 @@
       </w:rPr>
     </w:lvl>
   </w:abstractNum>
-  <w:abstractNum w:abstractNumId="6" w15:restartNumberingAfterBreak="0">
+  <w:abstractNum w:abstractNumId="7" w15:restartNumberingAfterBreak="0">
     <w:nsid w:val="7AEC6FE5"/>
     <w:multiLevelType w:val="hybridMultilevel"/>
     <w:tmpl w:val="463A8764"/>
@@ -1501,7 +1624,7 @@
       </w:pPr>
     </w:lvl>
   </w:abstractNum>
-  <w:abstractNum w:abstractNumId="7" w15:restartNumberingAfterBreak="0">
+  <w:abstractNum w:abstractNumId="8" w15:restartNumberingAfterBreak="0">
     <w:nsid w:val="7D5203AC"/>
     <w:multiLevelType w:val="hybridMultilevel"/>
     <w:tmpl w:val="10DAC126"/>
@@ -1588,7 +1711,7 @@
     </w:lvl>
   </w:abstractNum>
   <w:num w:numId="1" w16cid:durableId="853226515">
-    <w:abstractNumId w:val="5"/>
+    <w:abstractNumId w:val="6"/>
   </w:num>
   <w:num w:numId="2" w16cid:durableId="1165441885">
     <w:abstractNumId w:val="3"/>
@@ -1600,7 +1723,7 @@
     <w:abstractNumId w:val="1"/>
   </w:num>
   <w:num w:numId="5" w16cid:durableId="778842978">
-    <w:abstractNumId w:val="7"/>
+    <w:abstractNumId w:val="8"/>
   </w:num>
   <w:num w:numId="6" w16cid:durableId="386995064">
     <w:abstractNumId w:val="2"/>
@@ -1609,7 +1732,10 @@
     <w:abstractNumId w:val="0"/>
   </w:num>
   <w:num w:numId="8" w16cid:durableId="1378430212">
-    <w:abstractNumId w:val="6"/>
+    <w:abstractNumId w:val="7"/>
+  </w:num>
+  <w:num w:numId="9" w16cid:durableId="1507017401">
+    <w:abstractNumId w:val="5"/>
   </w:num>
 </w:numbering>
 </file>

--- a/write_up/drafts/3_materials_and_methods/methods_DRAFT_1.docx
+++ b/write_up/drafts/3_materials_and_methods/methods_DRAFT_1.docx
@@ -456,7 +456,13 @@
         <w:t>pathway enrichment analysis</w:t>
       </w:r>
       <w:r>
-        <w:t xml:space="preserve"> (Table [])</w:t>
+        <w:t xml:space="preserve"> (</w:t>
+      </w:r>
+      <w:r>
+        <w:t xml:space="preserve">Supp </w:t>
+      </w:r>
+      <w:r>
+        <w:t>Table [])</w:t>
       </w:r>
       <w:r>
         <w:t xml:space="preserve">. Here, we tested three </w:t>
@@ -478,6 +484,9 @@
       </w:r>
       <w:r>
         <w:t xml:space="preserve">The most appropriate method was intended to be selected for pathway analysis of the novel HDM and dog exposure datasets. However, too few DE </w:t>
+      </w:r>
+      <w:r>
+        <w:t xml:space="preserve">miRNAs </w:t>
       </w:r>
       <w:r>
         <w:t xml:space="preserve">in that dataset </w:t>
@@ -508,7 +517,13 @@
     </w:p>
     <w:p>
       <w:r>
-        <w:t>[table comparing different methods</w:t>
+        <w:t>[</w:t>
+      </w:r>
+      <w:r>
+        <w:t xml:space="preserve">supplementary </w:t>
+      </w:r>
+      <w:r>
+        <w:t>table comparing different methods</w:t>
       </w:r>
       <w:r>
         <w:t xml:space="preserve"> – saved as ‘</w:t>

--- a/write_up/drafts/3_materials_and_methods/methods_DRAFT_1.docx
+++ b/write_up/drafts/3_materials_and_methods/methods_DRAFT_1.docx
@@ -142,7 +142,11 @@
         <w:t>® analysis pipeline [mind reference]</w:t>
       </w:r>
     </w:p>
-    <w:p/>
+    <w:p>
+      <w:r>
+        <w:t>[GH/Will paper sent by Lucy on 07.07.26. Need to say those papers have been submitted for review but not published at the time of this paper. Can use Endnote to manually curate the reference]</w:t>
+      </w:r>
+    </w:p>
     <w:p/>
     <w:p>
       <w:pPr>
@@ -259,6 +263,7 @@
     </w:p>
     <w:p>
       <w:r>
+        <w:lastRenderedPageBreak/>
         <w:t xml:space="preserve">Reads were collapsed using </w:t>
       </w:r>
       <w:r>
@@ -423,6 +428,21 @@
         <w:t>, or FDR &lt; 0.2 if no DE miRNAs were initially detected.</w:t>
       </w:r>
     </w:p>
+    <w:p>
+      <w:r>
+        <w:t xml:space="preserve">[can talk about the </w:t>
+      </w:r>
+      <w:proofErr w:type="spellStart"/>
+      <w:proofErr w:type="gramStart"/>
+      <w:r>
+        <w:t>prior.count</w:t>
+      </w:r>
+      <w:proofErr w:type="spellEnd"/>
+      <w:proofErr w:type="gramEnd"/>
+      <w:r>
+        <w:t>, can talk about selecting rows with &gt;10 reads in it total]</w:t>
+      </w:r>
+    </w:p>
     <w:p/>
     <w:p>
       <w:pPr>
@@ -642,7 +662,6 @@
     </w:p>
     <w:p>
       <w:r>
-        <w:lastRenderedPageBreak/>
         <w:t xml:space="preserve">Lists of DE miRNAs were generated in R then provided to </w:t>
       </w:r>
       <w:proofErr w:type="spellStart"/>
@@ -790,6 +809,17 @@
       </w:r>
     </w:p>
     <w:p>
+      <w:r>
+        <w:t xml:space="preserve">[can talk about PCA and heatmap methods – like this paper </w:t>
+      </w:r>
+      <w:r>
+        <w:t>https://www.nature.com/articles/s41598-018-28168-5</w:t>
+      </w:r>
+      <w:r>
+        <w:t xml:space="preserve">] </w:t>
+      </w:r>
+    </w:p>
+    <w:p>
       <w:pPr>
         <w:pStyle w:val="ListParagraph"/>
         <w:numPr>
@@ -844,6 +874,7 @@
         <w:rPr>
           <w:u w:val="single"/>
         </w:rPr>
+        <w:lastRenderedPageBreak/>
         <w:t>Archive</w:t>
       </w:r>
     </w:p>

--- a/write_up/drafts/3_materials_and_methods/methods_DRAFT_1.docx
+++ b/write_up/drafts/3_materials_and_methods/methods_DRAFT_1.docx
@@ -500,7 +500,19 @@
         <w:t xml:space="preserve"> </w:t>
       </w:r>
       <w:r>
-        <w:t xml:space="preserve">identified through a search of miRNA functional enrichment workflows in the literature, using the protease exposure dataset. </w:t>
+        <w:t xml:space="preserve">identified through a search of miRNA functional enrichment workflows in the literature, using the </w:t>
+      </w:r>
+      <w:r>
+        <w:t>dose 24</w:t>
+      </w:r>
+      <w:r>
+        <w:sym w:font="Symbol" w:char="F06D"/>
+      </w:r>
+      <w:r>
+        <w:t>g protease</w:t>
+      </w:r>
+      <w:r>
+        <w:t xml:space="preserve"> exposure dataset. </w:t>
       </w:r>
       <w:r>
         <w:t xml:space="preserve">The most appropriate method was intended to be selected for pathway analysis of the novel HDM and dog exposure datasets. However, too few DE </w:t>
@@ -624,7 +636,13 @@
         <w:t>background universe.</w:t>
       </w:r>
       <w:r>
-        <w:t xml:space="preserve"> The BH correction was applied to control the FDR. Only pathways containing between 10-500 genes were considered; pathways with an adjusted </w:t>
+        <w:t xml:space="preserve"> The BH correction was applied to control the FDR. Only pathways containing between 10-500 genes were considered; </w:t>
+      </w:r>
+      <w:r>
+        <w:t>p</w:t>
+      </w:r>
+      <w:r>
+        <w:t xml:space="preserve">athways with an adjusted </w:t>
       </w:r>
       <w:r>
         <w:rPr>
@@ -634,7 +652,13 @@
         <w:t>P</w:t>
       </w:r>
       <w:r>
-        <w:t xml:space="preserve"> value &lt; 0.05 and </w:t>
+        <w:t xml:space="preserve"> value &lt; 0.0</w:t>
+      </w:r>
+      <w:r>
+        <w:t>2</w:t>
+      </w:r>
+      <w:r>
+        <w:t xml:space="preserve"> and </w:t>
       </w:r>
       <w:r>
         <w:rPr>
@@ -727,7 +751,19 @@
         <w:t xml:space="preserve"> For </w:t>
       </w:r>
       <w:r>
-        <w:t>miRNA enrichment analysis ((G)SEA)</w:t>
+        <w:t>miRNA</w:t>
+      </w:r>
+      <w:r>
+        <w:t xml:space="preserve">-set </w:t>
+      </w:r>
+      <w:r>
+        <w:t>enrichment analysis (</w:t>
+      </w:r>
+      <w:r>
+        <w:t>miRNA-</w:t>
+      </w:r>
+      <w:r>
+        <w:t>SEA)</w:t>
       </w:r>
       <w:r>
         <w:t>, all miRNAs detected in the experiment were ranked according to log-fold-change (</w:t>

--- a/write_up/drafts/3_materials_and_methods/methods_DRAFT_1.docx
+++ b/write_up/drafts/3_materials_and_methods/methods_DRAFT_1.docx
@@ -42,6 +42,9 @@
       <w:proofErr w:type="gramEnd"/>
       <w:r>
         <w:t xml:space="preserve"> keep it simple</w:t>
+      </w:r>
+      <w:r>
+        <w:t>, make sure it’s clear calu-3 pathway is novel</w:t>
       </w:r>
     </w:p>
     <w:p>
@@ -111,6 +114,9 @@
       <w:r>
         <w:t xml:space="preserve"> – replicate conditions</w:t>
       </w:r>
+      <w:r>
+        <w:t>. Make as supp table</w:t>
+      </w:r>
     </w:p>
     <w:p>
       <w:r>
@@ -147,7 +153,11 @@
         <w:t>[GH/Will paper sent by Lucy on 07.07.26. Need to say those papers have been submitted for review but not published at the time of this paper. Can use Endnote to manually curate the reference]</w:t>
       </w:r>
     </w:p>
-    <w:p/>
+    <w:p>
+      <w:r>
+        <w:t>[calu-3 cells are immortalised something cells]</w:t>
+      </w:r>
+    </w:p>
     <w:p>
       <w:pPr>
         <w:pStyle w:val="ListParagraph"/>
@@ -440,7 +450,13 @@
       <w:proofErr w:type="spellEnd"/>
       <w:proofErr w:type="gramEnd"/>
       <w:r>
-        <w:t>, can talk about selecting rows with &gt;10 reads in it total]</w:t>
+        <w:t>, can talk about selecting rows with &gt;10 reads in it total</w:t>
+      </w:r>
+      <w:r>
+        <w:t xml:space="preserve"> if I did it</w:t>
+      </w:r>
+      <w:r>
+        <w:t>]</w:t>
       </w:r>
     </w:p>
     <w:p/>
@@ -521,10 +537,22 @@
         <w:t xml:space="preserve">miRNAs </w:t>
       </w:r>
       <w:r>
-        <w:t xml:space="preserve">in that dataset </w:t>
-      </w:r>
-      <w:r>
-        <w:t xml:space="preserve">prohibited the use of automated pathway analysis methods. Therefore, </w:t>
+        <w:t xml:space="preserve">were found </w:t>
+      </w:r>
+      <w:r>
+        <w:t>in that dataset</w:t>
+      </w:r>
+      <w:r>
+        <w:t>,</w:t>
+      </w:r>
+      <w:r>
+        <w:t xml:space="preserve"> </w:t>
+      </w:r>
+      <w:r>
+        <w:t>prohibiting</w:t>
+      </w:r>
+      <w:r>
+        <w:t xml:space="preserve"> the use of automated pathway analysis methods. Therefore, </w:t>
       </w:r>
       <w:r>
         <w:t xml:space="preserve">pathway associations were identified through </w:t>
@@ -574,7 +602,13 @@
     </w:p>
     <w:p>
       <w:r>
-        <w:t>[gene-level, miRNA-level, Qiagen IPA]</w:t>
+        <w:t>[</w:t>
+      </w:r>
+      <w:r>
+        <w:t xml:space="preserve">target </w:t>
+      </w:r>
+      <w:r>
+        <w:t>gene-level, miRNA-level, Qiagen IPA]</w:t>
       </w:r>
     </w:p>
     <w:p>
@@ -586,7 +620,7 @@
         </w:numPr>
       </w:pPr>
       <w:r>
-        <w:t>Indirect</w:t>
+        <w:t>Target gene-level</w:t>
       </w:r>
     </w:p>
     <w:p>
@@ -636,13 +670,14 @@
         <w:t>background universe.</w:t>
       </w:r>
       <w:r>
-        <w:t xml:space="preserve"> The BH correction was applied to control the FDR. Only pathways containing between 10-500 genes were considered; </w:t>
-      </w:r>
-      <w:r>
-        <w:t>p</w:t>
-      </w:r>
-      <w:r>
-        <w:t xml:space="preserve">athways with an adjusted </w:t>
+        <w:t xml:space="preserve"> The BH correction was applied to control the FDR. Only pathways </w:t>
+      </w:r>
+      <w:r>
+        <w:lastRenderedPageBreak/>
+        <w:t xml:space="preserve">containing between 10-500 genes were considered; </w:t>
+      </w:r>
+      <w:r>
+        <w:t xml:space="preserve">pathways with an adjusted </w:t>
       </w:r>
       <w:r>
         <w:rPr>
@@ -681,7 +716,7 @@
         </w:numPr>
       </w:pPr>
       <w:r>
-        <w:t>Direct</w:t>
+        <w:t>miRNA-level</w:t>
       </w:r>
     </w:p>
     <w:p>
@@ -825,7 +860,19 @@
       </w:r>
       <w:proofErr w:type="spellEnd"/>
       <w:r>
-        <w:t>® pipeline [reference], and pathway analysis performed by [Prof. Vicky] for protease exposure, as described in [GH reference]. Pathway analysis of HDM and dog exposure was novel. These methods describe an independent analysis pipeline executed prior to results from any previous work being disclosed.</w:t>
+        <w:t xml:space="preserve">® pipeline [reference], and pathway analysis performed by [Prof. Vicky] </w:t>
+      </w:r>
+      <w:r>
+        <w:t xml:space="preserve">using QIAGEN IPA </w:t>
+      </w:r>
+      <w:r>
+        <w:t>for protease exposure, as described in [GH reference]. Pathway analysis of HDM and dog exposure</w:t>
+      </w:r>
+      <w:r>
+        <w:t>s</w:t>
+      </w:r>
+      <w:r>
+        <w:t xml:space="preserve"> was novel. These methods describe an independent analysis pipeline executed prior to results from any previous work being disclosed.</w:t>
       </w:r>
     </w:p>
     <w:p/>
@@ -910,7 +957,6 @@
         <w:rPr>
           <w:u w:val="single"/>
         </w:rPr>
-        <w:lastRenderedPageBreak/>
         <w:t>Archive</w:t>
       </w:r>
     </w:p>

--- a/write_up/drafts/3_materials_and_methods/methods_DRAFT_1.docx
+++ b/write_up/drafts/3_materials_and_methods/methods_DRAFT_1.docx
@@ -127,37 +127,88 @@
       <w:pPr>
         <w:pStyle w:val="ListParagraph"/>
         <w:numPr>
-          <w:ilvl w:val="0"/>
+          <w:ilvl w:val="1"/>
           <w:numId w:val="7"/>
         </w:numPr>
       </w:pPr>
       <w:r>
-        <w:t>Study data</w:t>
-      </w:r>
-    </w:p>
-    <w:p>
-      <w:r>
-        <w:t xml:space="preserve">EVs were extracted and isolated from primary or Calu-3 HBECs and exposed to nebulised protease or HDM and dog allergens, respectively, as described in [GH/Will reference]. RNA extraction and next-generation sequencing were performed using the </w:t>
+        <w:t>Cell types / exposures</w:t>
+      </w:r>
+    </w:p>
+    <w:p>
+      <w:pPr>
+        <w:pStyle w:val="ListParagraph"/>
+        <w:numPr>
+          <w:ilvl w:val="1"/>
+          <w:numId w:val="7"/>
+        </w:numPr>
+      </w:pPr>
+      <w:r>
+        <w:t xml:space="preserve">Trimming / qual control </w:t>
+      </w:r>
+    </w:p>
+    <w:p>
+      <w:pPr>
+        <w:pStyle w:val="ListParagraph"/>
+        <w:numPr>
+          <w:ilvl w:val="1"/>
+          <w:numId w:val="7"/>
+        </w:numPr>
+      </w:pPr>
+      <w:r>
+        <w:t>Quantify expression</w:t>
+      </w:r>
+    </w:p>
+    <w:p>
+      <w:pPr>
+        <w:pStyle w:val="ListParagraph"/>
+        <w:numPr>
+          <w:ilvl w:val="1"/>
+          <w:numId w:val="7"/>
+        </w:numPr>
+      </w:pPr>
+      <w:r>
+        <w:t>De analysis</w:t>
+      </w:r>
+    </w:p>
+    <w:p>
+      <w:pPr>
+        <w:pStyle w:val="ListParagraph"/>
+        <w:numPr>
+          <w:ilvl w:val="1"/>
+          <w:numId w:val="7"/>
+        </w:numPr>
+      </w:pPr>
+      <w:r>
+        <w:t>Method development</w:t>
+      </w:r>
+    </w:p>
+    <w:p>
+      <w:pPr>
+        <w:pStyle w:val="ListParagraph"/>
+        <w:numPr>
+          <w:ilvl w:val="1"/>
+          <w:numId w:val="7"/>
+        </w:numPr>
+      </w:pPr>
+      <w:r>
+        <w:t>Pathway analysis of calu-3 cells</w:t>
+      </w:r>
+    </w:p>
+    <w:p>
+      <w:r>
+        <w:t xml:space="preserve">[have highlighted box around pathway analysis of </w:t>
       </w:r>
       <w:proofErr w:type="spellStart"/>
       <w:r>
-        <w:t>miND</w:t>
+        <w:t>calu</w:t>
       </w:r>
       <w:proofErr w:type="spellEnd"/>
       <w:r>
-        <w:t>® analysis pipeline [mind reference]</w:t>
-      </w:r>
-    </w:p>
-    <w:p>
-      <w:r>
-        <w:t>[GH/Will paper sent by Lucy on 07.07.26. Need to say those papers have been submitted for review but not published at the time of this paper. Can use Endnote to manually curate the reference]</w:t>
-      </w:r>
-    </w:p>
-    <w:p>
-      <w:r>
-        <w:t>[calu-3 cells are immortalised something cells]</w:t>
-      </w:r>
-    </w:p>
+        <w:t xml:space="preserve"> 3 cells which says ‘novel’]</w:t>
+      </w:r>
+    </w:p>
+    <w:p/>
     <w:p>
       <w:pPr>
         <w:pStyle w:val="ListParagraph"/>
@@ -167,94 +218,90 @@
         </w:numPr>
       </w:pPr>
       <w:r>
-        <w:t xml:space="preserve">Preprocessing </w:t>
-      </w:r>
-    </w:p>
-    <w:p>
-      <w:r>
-        <w:t xml:space="preserve">Raw sequencing reads were trimmed using </w:t>
+        <w:t>Study data</w:t>
+      </w:r>
+    </w:p>
+    <w:p>
+      <w:r>
+        <w:t xml:space="preserve">EVs were extracted and isolated from </w:t>
+      </w:r>
+      <w:r>
+        <w:t xml:space="preserve">HBECs following exposure to nebulised allergens, </w:t>
+      </w:r>
+      <w:r>
+        <w:t xml:space="preserve">as </w:t>
+      </w:r>
+      <w:r>
+        <w:t xml:space="preserve">previously </w:t>
+      </w:r>
+      <w:r>
+        <w:t>described [GH/Will reference].</w:t>
+      </w:r>
+      <w:r>
+        <w:t xml:space="preserve"> Primary HBECS were exposed to either 0.005</w:t>
+      </w:r>
+      <w:r>
+        <w:sym w:font="Symbol" w:char="F06D"/>
+      </w:r>
+      <w:r>
+        <w:t>g, 0.08</w:t>
+      </w:r>
+      <w:r>
+        <w:sym w:font="Symbol" w:char="F06D"/>
+      </w:r>
+      <w:r>
+        <w:t>g, 2</w:t>
+      </w:r>
+      <w:r>
+        <w:sym w:font="Symbol" w:char="F06D"/>
+      </w:r>
+      <w:r>
+        <w:t>g or 24</w:t>
+      </w:r>
+      <w:r>
+        <w:sym w:font="Symbol" w:char="F06D"/>
+      </w:r>
+      <w:r>
+        <w:t>g protease enzyme allergen; Calu-3 HBECs to Can f 1 (dog allergen), active Der p 1 and inactive Der p 1 (HDM allergens).</w:t>
+      </w:r>
+    </w:p>
+    <w:p>
+      <w:r>
+        <w:t xml:space="preserve">RNA extraction and next-generation sequencing were performed using the </w:t>
       </w:r>
       <w:proofErr w:type="spellStart"/>
       <w:r>
-        <w:t>Cutadapt</w:t>
+        <w:t>miND</w:t>
       </w:r>
       <w:proofErr w:type="spellEnd"/>
       <w:r>
-        <w:t xml:space="preserve"> [version]</w:t>
-      </w:r>
-      <w:r>
-        <w:t>,</w:t>
-      </w:r>
-      <w:r>
-        <w:t xml:space="preserve"> t</w:t>
-      </w:r>
-      <w:r>
-        <w:t>argeting the</w:t>
+        <w:t>® analysis pipeline [mind reference]</w:t>
+      </w:r>
+    </w:p>
+    <w:p>
+      <w:r>
+        <w:t>[GH/Will paper sent by Lucy on 07.07.26. Need to say those papers have been submitted for review but not published at the time of this paper. Can use Endnote to manually curate the reference]</w:t>
+      </w:r>
+    </w:p>
+    <w:p>
+      <w:r>
+        <w:lastRenderedPageBreak/>
+        <w:t>[calu-3 cells are immortalised something cells]</w:t>
       </w:r>
       <w:r>
         <w:t xml:space="preserve"> </w:t>
       </w:r>
-      <w:r>
-        <w:t>Realseq3P</w:t>
-      </w:r>
-      <w:r>
-        <w:t xml:space="preserve"> adapter (</w:t>
-      </w:r>
-      <w:r>
-        <w:t>TGGAATTCTC</w:t>
-      </w:r>
-      <w:r>
-        <w:t>)</w:t>
-      </w:r>
-      <w:r>
-        <w:t xml:space="preserve">; </w:t>
-      </w:r>
-      <w:r>
-        <w:t xml:space="preserve">only reads measuring 18-30bp and </w:t>
-      </w:r>
-      <w:r>
-        <w:t xml:space="preserve">quality </w:t>
-      </w:r>
-      <w:r>
-        <w:t xml:space="preserve">&gt;30 </w:t>
-      </w:r>
-      <w:r>
-        <w:t xml:space="preserve">(Phred) </w:t>
-      </w:r>
-      <w:proofErr w:type="gramStart"/>
-      <w:r>
-        <w:t>were</w:t>
-      </w:r>
-      <w:proofErr w:type="gramEnd"/>
-      <w:r>
-        <w:t xml:space="preserve"> retained. Read quality was determined using </w:t>
-      </w:r>
-      <w:proofErr w:type="spellStart"/>
-      <w:r>
-        <w:t>FastQC</w:t>
-      </w:r>
-      <w:proofErr w:type="spellEnd"/>
-      <w:r>
-        <w:t xml:space="preserve"> [version], </w:t>
-      </w:r>
-      <w:proofErr w:type="spellStart"/>
-      <w:r>
-        <w:t>miRTrace</w:t>
-      </w:r>
-      <w:proofErr w:type="spellEnd"/>
-      <w:r>
-        <w:t xml:space="preserve"> [version] and </w:t>
-      </w:r>
-      <w:proofErr w:type="spellStart"/>
-      <w:r>
-        <w:t>MultiQC</w:t>
-      </w:r>
-      <w:proofErr w:type="spellEnd"/>
-      <w:r>
-        <w:t xml:space="preserve"> [version].</w:t>
-      </w:r>
-    </w:p>
-    <w:p/>
+    </w:p>
+    <w:p>
+      <w:r>
+        <w:t>[do I need to state test conditions e.g. different doses of protease then the 02_ conditions?] – replicate conditions. Make as supp table</w:t>
+      </w:r>
+    </w:p>
+    <w:p>
+      <w:r>
+        <w:t>[supplementary table of sequencing ID to condition?]</w:t>
+      </w:r>
+    </w:p>
     <w:p/>
     <w:p>
       <w:pPr>
@@ -265,6 +312,104 @@
         </w:numPr>
       </w:pPr>
       <w:r>
+        <w:t xml:space="preserve">Preprocessing </w:t>
+      </w:r>
+    </w:p>
+    <w:p>
+      <w:r>
+        <w:t xml:space="preserve">Raw sequencing reads were trimmed using </w:t>
+      </w:r>
+      <w:proofErr w:type="spellStart"/>
+      <w:r>
+        <w:t>Cutadapt</w:t>
+      </w:r>
+      <w:proofErr w:type="spellEnd"/>
+      <w:r>
+        <w:t xml:space="preserve"> [version]</w:t>
+      </w:r>
+      <w:r>
+        <w:t>,</w:t>
+      </w:r>
+      <w:r>
+        <w:t xml:space="preserve"> t</w:t>
+      </w:r>
+      <w:r>
+        <w:t>argeting the</w:t>
+      </w:r>
+      <w:r>
+        <w:t xml:space="preserve"> </w:t>
+      </w:r>
+      <w:r>
+        <w:t>Realseq3P</w:t>
+      </w:r>
+      <w:r>
+        <w:t xml:space="preserve"> adapter (</w:t>
+      </w:r>
+      <w:r>
+        <w:t>TGGAATTCTC</w:t>
+      </w:r>
+      <w:r>
+        <w:t>)</w:t>
+      </w:r>
+      <w:r>
+        <w:t xml:space="preserve">; </w:t>
+      </w:r>
+      <w:r>
+        <w:t xml:space="preserve">only reads measuring 18-30bp and </w:t>
+      </w:r>
+      <w:r>
+        <w:t xml:space="preserve">quality </w:t>
+      </w:r>
+      <w:r>
+        <w:t xml:space="preserve">&gt;30 </w:t>
+      </w:r>
+      <w:r>
+        <w:t xml:space="preserve">(Phred) </w:t>
+      </w:r>
+      <w:proofErr w:type="gramStart"/>
+      <w:r>
+        <w:t>were</w:t>
+      </w:r>
+      <w:proofErr w:type="gramEnd"/>
+      <w:r>
+        <w:t xml:space="preserve"> retained. Read quality was determined using </w:t>
+      </w:r>
+      <w:proofErr w:type="spellStart"/>
+      <w:r>
+        <w:t>FastQC</w:t>
+      </w:r>
+      <w:proofErr w:type="spellEnd"/>
+      <w:r>
+        <w:t xml:space="preserve"> [version], </w:t>
+      </w:r>
+      <w:proofErr w:type="spellStart"/>
+      <w:r>
+        <w:t>miRTrace</w:t>
+      </w:r>
+      <w:proofErr w:type="spellEnd"/>
+      <w:r>
+        <w:t xml:space="preserve"> [version] and </w:t>
+      </w:r>
+      <w:proofErr w:type="spellStart"/>
+      <w:r>
+        <w:t>MultiQC</w:t>
+      </w:r>
+      <w:proofErr w:type="spellEnd"/>
+      <w:r>
+        <w:t xml:space="preserve"> [version].</w:t>
+      </w:r>
+    </w:p>
+    <w:p/>
+    <w:p/>
+    <w:p>
+      <w:pPr>
+        <w:pStyle w:val="ListParagraph"/>
+        <w:numPr>
+          <w:ilvl w:val="0"/>
+          <w:numId w:val="7"/>
+        </w:numPr>
+      </w:pPr>
+      <w:r>
         <w:t>Mapping and Q</w:t>
       </w:r>
       <w:r>
@@ -273,7 +418,6 @@
     </w:p>
     <w:p>
       <w:r>
-        <w:lastRenderedPageBreak/>
         <w:t xml:space="preserve">Reads were collapsed using </w:t>
       </w:r>
       <w:r>
@@ -516,7 +660,11 @@
         <w:t xml:space="preserve"> </w:t>
       </w:r>
       <w:r>
-        <w:t xml:space="preserve">identified through a search of miRNA functional enrichment workflows in the literature, using the </w:t>
+        <w:t xml:space="preserve">identified </w:t>
+      </w:r>
+      <w:r>
+        <w:lastRenderedPageBreak/>
+        <w:t xml:space="preserve">through a search of miRNA functional enrichment workflows in the literature, using the </w:t>
       </w:r>
       <w:r>
         <w:t>dose 24</w:t>
@@ -670,11 +818,7 @@
         <w:t>background universe.</w:t>
       </w:r>
       <w:r>
-        <w:t xml:space="preserve"> The BH correction was applied to control the FDR. Only pathways </w:t>
-      </w:r>
-      <w:r>
-        <w:lastRenderedPageBreak/>
-        <w:t xml:space="preserve">containing between 10-500 genes were considered; </w:t>
+        <w:t xml:space="preserve"> The BH correction was applied to control the FDR. Only pathways containing between 10-500 genes were considered; </w:t>
       </w:r>
       <w:r>
         <w:t xml:space="preserve">pathways with an adjusted </w:t>
@@ -866,7 +1010,11 @@
         <w:t xml:space="preserve">using QIAGEN IPA </w:t>
       </w:r>
       <w:r>
-        <w:t>for protease exposure, as described in [GH reference]. Pathway analysis of HDM and dog exposure</w:t>
+        <w:t xml:space="preserve">for protease exposure, as described in [GH reference]. Pathway analysis of </w:t>
+      </w:r>
+      <w:r>
+        <w:lastRenderedPageBreak/>
+        <w:t>HDM and dog exposure</w:t>
       </w:r>
       <w:r>
         <w:t>s</w:t>
